--- a/src/content/bios/Lubbers-R 2026.docx
+++ b/src/content/bios/Lubbers-R 2026.docx
@@ -2004,7 +2004,7 @@
           <w:rFonts w:ascii="Times New Roman" w:eastAsia="Aptos" w:hAnsi="Times New Roman" w:cs="Times New Roman"/>
           <w:lang w:val="en-GB"/>
         </w:rPr>
-        <w:t>.</w:t>
+        <w:t>;</w:t>
       </w:r>
     </w:p>
     <w:p>
